--- a/templates_fiz/02_Физлицо_HR_аудит.docx
+++ b/templates_fiz/02_Физлицо_HR_аудит.docx
@@ -199,7 +199,7 @@
           <w:sz w:val="24"/>
           <w:szCs w:val="24"/>
         </w:rPr>
-        <w:t xml:space="preserve">, паспорт {{ client_passport }}, выдан {{ client_issued }} {{ client_issued_date }}, код подразделения {{ client_code }}, адрес регистрации: {{ client_address }}, именуемый(ая) в дальнейшем «Заказчик», с одной стороны, и </w:t>
+        <w:t xml:space="preserve">, паспорт {{ client_passport }}, выдан {{ client_passport_issued }} {{ client_passport_issued_date }}, код подразделения {{ client_code }}, адрес регистрации: {{ client_address }}, именуемый(ая) в дальнейшем «Заказчик», с одной стороны, и </w:t>
       </w:r>
       <w:r>
         <w:rPr>
@@ -7473,7 +7473,7 @@
                 <w:sz w:val="24"/>
                 <w:szCs w:val="24"/>
               </w:rPr>
-              <w:t xml:space="preserve">Кем выдан: {{ client_issued }}</w:t>
+              <w:t xml:space="preserve">Кем выдан: {{ client_passport_issued }}</w:t>
             </w:r>
             <w:r>
               <w:rPr>
@@ -7499,7 +7499,7 @@
                 <w:sz w:val="24"/>
                 <w:szCs w:val="24"/>
               </w:rPr>
-              <w:t xml:space="preserve">Дата выдачи: {{ client_issued_date }}</w:t>
+              <w:t xml:space="preserve">Дата выдачи: {{ client_passport_issued_date }}</w:t>
             </w:r>
             <w:r>
               <w:rPr>
@@ -7531,64 +7531,6 @@
             <w:r>
               <w:rPr>
                 <w:rFonts w:ascii="Garamond" w:hAnsi="Garamond"/>
-                <w:sz w:val="24"/>
-                <w:szCs w:val="24"/>
-              </w:rPr>
-            </w:r>
-          </w:p>
-          <w:p>
-            <w:pPr>
-              <w:ind w:right="1620"/>
-              <w:spacing w:line="240" w:lineRule="auto"/>
-              <w:rPr>
-                <w:rFonts w:ascii="Garamond" w:hAnsi="Garamond"/>
-                <w:bCs/>
-                <w:sz w:val="24"/>
-                <w:szCs w:val="24"/>
-              </w:rPr>
-            </w:pPr>
-            <w:r>
-              <w:rPr>
-                <w:rFonts w:ascii="Garamond" w:hAnsi="Garamond"/>
-                <w:bCs/>
-                <w:sz w:val="24"/>
-                <w:szCs w:val="24"/>
-              </w:rPr>
-              <w:t xml:space="preserve">{{ client_inn_line }}</w:t>
-            </w:r>
-            <w:r>
-              <w:rPr>
-                <w:rFonts w:ascii="Garamond" w:hAnsi="Garamond"/>
-                <w:bCs/>
-                <w:sz w:val="24"/>
-                <w:szCs w:val="24"/>
-              </w:rPr>
-            </w:r>
-          </w:p>
-          <w:p>
-            <w:pPr>
-              <w:ind w:right="1620"/>
-              <w:spacing w:line="240" w:lineRule="auto"/>
-              <w:rPr>
-                <w:rFonts w:ascii="Garamond" w:hAnsi="Garamond"/>
-                <w:bCs/>
-                <w:sz w:val="24"/>
-                <w:szCs w:val="24"/>
-              </w:rPr>
-            </w:pPr>
-            <w:r>
-              <w:rPr>
-                <w:rFonts w:ascii="Garamond" w:hAnsi="Garamond"/>
-                <w:bCs/>
-                <w:sz w:val="24"/>
-                <w:szCs w:val="24"/>
-              </w:rPr>
-              <w:t xml:space="preserve">{{ client_bank_details }}</w:t>
-            </w:r>
-            <w:r>
-              <w:rPr>
-                <w:rFonts w:ascii="Garamond" w:hAnsi="Garamond"/>
-                <w:bCs/>
                 <w:sz w:val="24"/>
                 <w:szCs w:val="24"/>
               </w:rPr>

--- a/templates_fiz/02_Физлицо_HR_аудит.docx
+++ b/templates_fiz/02_Физлицо_HR_аудит.docx
@@ -210,7 +210,7 @@
           <w:sz w:val="24"/>
           <w:szCs w:val="24"/>
         </w:rPr>
-        <w:t xml:space="preserve">Индивидуальный предприниматель Полякова Алсу Витальевна</w:t>
+        <w:t xml:space="preserve">Индивидуальный предприниматель {{ executor_fio }}</w:t>
       </w:r>
       <w:r>
         <w:rPr>
@@ -220,7 +220,7 @@
           <w:sz w:val="24"/>
           <w:szCs w:val="24"/>
         </w:rPr>
-        <w:t xml:space="preserve">, именуемый в дальнейшем «Исполнитель», действующий на основании ОГРНИП 322508100617300 от 12.12.2022, с другой стороны, совместно именуемые Стороны, а по отдельности - «Сторона», заключили настоящий Договор о нижеследующем:</w:t>
+        <w:t xml:space="preserve">, именуемый в дальнейшем «Исполнитель», действующий на основании ОГРНИП {{ executor_ogrnip }} от {{ executor_ogrnip_date }}, с другой стороны, совместно именуемые Стороны, а по отдельности - «Сторона», заключили настоящий Договор о нижеследующем:</w:t>
       </w:r>
       <w:r>
         <w:rPr>
@@ -6776,7 +6776,7 @@
                 <w:sz w:val="24"/>
                 <w:szCs w:val="24"/>
               </w:rPr>
-              <w:t xml:space="preserve">Полякова Алсу Витальевна</w:t>
+              <w:t xml:space="preserve">{{ executor_fio }}</w:t>
             </w:r>
             <w:r>
               <w:rPr>
@@ -6814,9 +6814,9 @@
                 <w:sz w:val="24"/>
                 <w:szCs w:val="24"/>
               </w:rPr>
-              <w:t xml:space="preserve">Адрес: 140033, Московская область, п. Малаховка, Быковское шоссе, д. 96</w:t>
+              <w:t xml:space="preserve">Адрес: {{ executor_address }}</w:t>
               <w:br/>
-              <w:t xml:space="preserve">ИНН: 212711744147</w:t>
+              <w:t xml:space="preserve">ИНН: {{ executor_inn }}</w:t>
             </w:r>
             <w:r>
               <w:rPr>
@@ -6889,7 +6889,7 @@
                 <w:sz w:val="24"/>
                 <w:szCs w:val="24"/>
               </w:rPr>
-              <w:t xml:space="preserve">Р/с: 40802810001500437495</w:t>
+              <w:t xml:space="preserve">Р/с: {{ executor_account }}</w:t>
             </w:r>
             <w:r>
               <w:rPr>
@@ -6924,7 +6924,7 @@
                 <w:sz w:val="24"/>
                 <w:szCs w:val="24"/>
               </w:rPr>
-              <w:t xml:space="preserve">в ООО «Банк Точка»</w:t>
+              <w:t xml:space="preserve">в {{ executor_bank }}</w:t>
             </w:r>
             <w:r>
               <w:rPr>
@@ -6959,7 +6959,7 @@
                 <w:sz w:val="24"/>
                 <w:szCs w:val="24"/>
               </w:rPr>
-              <w:t xml:space="preserve">К/с: 30101810745374525104</w:t>
+              <w:t xml:space="preserve">К/с: {{ executor_corr_account }}</w:t>
             </w:r>
             <w:r>
               <w:rPr>
@@ -6995,7 +6995,7 @@
                 <w:sz w:val="24"/>
                 <w:szCs w:val="24"/>
               </w:rPr>
-              <w:t xml:space="preserve">БИК: 044525104</w:t>
+              <w:t xml:space="preserve">БИК: {{ executor_bik }}</w:t>
             </w:r>
             <w:r>
               <w:rPr>
@@ -7027,7 +7027,7 @@
                 <w:sz w:val="24"/>
                 <w:szCs w:val="24"/>
               </w:rPr>
-              <w:t xml:space="preserve">ОКПО: 2019894459</w:t>
+              <w:t xml:space="preserve">ОКПО: {{ executor_okpo }}</w:t>
             </w:r>
             <w:r>
               <w:rPr>
@@ -7060,7 +7060,7 @@
                 <w:sz w:val="24"/>
                 <w:szCs w:val="24"/>
               </w:rPr>
-              <w:t xml:space="preserve">ОКТМО: 45397000000</w:t>
+              <w:t xml:space="preserve">ОКТМО: {{ executor_oktmo }}</w:t>
             </w:r>
             <w:r>
               <w:rPr>
@@ -7094,7 +7094,7 @@
                 <w:sz w:val="24"/>
                 <w:szCs w:val="24"/>
               </w:rPr>
-              <w:t xml:space="preserve">ОКВЭД: 96.09</w:t>
+              <w:t xml:space="preserve">ОКВЭД: {{ executor_okved }}</w:t>
             </w:r>
             <w:r>
               <w:rPr>
@@ -7126,7 +7126,7 @@
                 <w:sz w:val="24"/>
                 <w:szCs w:val="24"/>
               </w:rPr>
-              <w:t xml:space="preserve">ОГРНИП: 322508100617300</w:t>
+              <w:t xml:space="preserve">ОГРНИП: {{ executor_ogrnip }}</w:t>
             </w:r>
             <w:r>
               <w:rPr>
@@ -7171,7 +7171,7 @@
                   <w:sz w:val="24"/>
                   <w:szCs w:val="24"/>
                 </w:rPr>
-                <w:t xml:space="preserve">alsu.polyakova@a</w:t>
+                <w:t xml:space="preserve">{{ executor_email }}</w:t>
               </w:r>
             </w:hyperlink>
             <w:r>
@@ -7180,7 +7180,7 @@
                 <w:sz w:val="24"/>
                 <w:szCs w:val="24"/>
               </w:rPr>
-              <w:t xml:space="preserve">-genda.ru</w:t>
+              <w:t xml:space="preserve"/>
             </w:r>
             <w:r>
               <w:rPr>
@@ -7215,7 +7215,7 @@
                 <w:sz w:val="24"/>
                 <w:szCs w:val="24"/>
               </w:rPr>
-              <w:t xml:space="preserve">Телефон: +7 (916) 600-80-81</w:t>
+              <w:t xml:space="preserve">Телефон: {{ executor_phone }}</w:t>
             </w:r>
             <w:r/>
             <w:r>
@@ -7837,7 +7837,7 @@
                 <w:sz w:val="24"/>
                 <w:szCs w:val="24"/>
               </w:rPr>
-              <w:t xml:space="preserve">Полякова А.В.</w:t>
+              <w:t xml:space="preserve">{{ executor_short_name }}</w:t>
             </w:r>
             <w:r>
               <w:rPr>
@@ -7949,7 +7949,7 @@
                 <w:sz w:val="24"/>
                 <w:szCs w:val="24"/>
               </w:rPr>
-              <w:t xml:space="preserve">_________________ А.В. Полякова</w:t>
+              <w:t xml:space="preserve">_________________ {{ executor_signature }}</w:t>
             </w:r>
             <w:r>
               <w:rPr>
